--- a/tillsyn/A 1408-2026 tillsynsbegäran.docx
+++ b/tillsyn/A 1408-2026 tillsynsbegäran.docx
@@ -251,7 +251,7 @@
     <w:r>
       <w:tab/>
       <w:tab/>
-      <w:t>2026-01-10</w:t>
+      <w:t>2026-01-11</w:t>
       <w:br/>
       <w:br/>
     </w:r>

--- a/tillsyn/A 1408-2026 tillsynsbegäran.docx
+++ b/tillsyn/A 1408-2026 tillsynsbegäran.docx
@@ -251,7 +251,7 @@
     <w:r>
       <w:tab/>
       <w:tab/>
-      <w:t>2026-01-11</w:t>
+      <w:t>2026-01-12</w:t>
       <w:br/>
       <w:br/>
     </w:r>

--- a/tillsyn/A 1408-2026 tillsynsbegäran.docx
+++ b/tillsyn/A 1408-2026 tillsynsbegäran.docx
@@ -251,7 +251,7 @@
     <w:r>
       <w:tab/>
       <w:tab/>
-      <w:t>2026-01-12</w:t>
+      <w:t>2026-01-13</w:t>
       <w:br/>
       <w:br/>
     </w:r>

--- a/tillsyn/A 1408-2026 tillsynsbegäran.docx
+++ b/tillsyn/A 1408-2026 tillsynsbegäran.docx
@@ -251,7 +251,7 @@
     <w:r>
       <w:tab/>
       <w:tab/>
-      <w:t>2026-01-13</w:t>
+      <w:t>2026-01-14</w:t>
       <w:br/>
       <w:br/>
     </w:r>

--- a/tillsyn/A 1408-2026 tillsynsbegäran.docx
+++ b/tillsyn/A 1408-2026 tillsynsbegäran.docx
@@ -251,7 +251,7 @@
     <w:r>
       <w:tab/>
       <w:tab/>
-      <w:t>2026-01-14</w:t>
+      <w:t>2026-01-15</w:t>
       <w:br/>
       <w:br/>
     </w:r>

--- a/tillsyn/A 1408-2026 tillsynsbegäran.docx
+++ b/tillsyn/A 1408-2026 tillsynsbegäran.docx
@@ -251,7 +251,7 @@
     <w:r>
       <w:tab/>
       <w:tab/>
-      <w:t>2026-01-15</w:t>
+      <w:t>2026-01-16</w:t>
       <w:br/>
       <w:br/>
     </w:r>

--- a/tillsyn/A 1408-2026 tillsynsbegäran.docx
+++ b/tillsyn/A 1408-2026 tillsynsbegäran.docx
@@ -251,7 +251,7 @@
     <w:r>
       <w:tab/>
       <w:tab/>
-      <w:t>2026-01-16</w:t>
+      <w:t>2026-01-17</w:t>
       <w:br/>
       <w:br/>
     </w:r>

--- a/tillsyn/A 1408-2026 tillsynsbegäran.docx
+++ b/tillsyn/A 1408-2026 tillsynsbegäran.docx
@@ -251,7 +251,7 @@
     <w:r>
       <w:tab/>
       <w:tab/>
-      <w:t>2026-01-17</w:t>
+      <w:t>2026-01-18</w:t>
       <w:br/>
       <w:br/>
     </w:r>

--- a/tillsyn/A 1408-2026 tillsynsbegäran.docx
+++ b/tillsyn/A 1408-2026 tillsynsbegäran.docx
@@ -251,7 +251,7 @@
     <w:r>
       <w:tab/>
       <w:tab/>
-      <w:t>2026-01-18</w:t>
+      <w:t>2026-01-19</w:t>
       <w:br/>
       <w:br/>
     </w:r>

--- a/tillsyn/A 1408-2026 tillsynsbegäran.docx
+++ b/tillsyn/A 1408-2026 tillsynsbegäran.docx
@@ -251,7 +251,7 @@
     <w:r>
       <w:tab/>
       <w:tab/>
-      <w:t>2026-01-19</w:t>
+      <w:t>2026-01-20</w:t>
       <w:br/>
       <w:br/>
     </w:r>

--- a/tillsyn/A 1408-2026 tillsynsbegäran.docx
+++ b/tillsyn/A 1408-2026 tillsynsbegäran.docx
@@ -251,7 +251,7 @@
     <w:r>
       <w:tab/>
       <w:tab/>
-      <w:t>2026-01-20</w:t>
+      <w:t>2026-01-21</w:t>
       <w:br/>
       <w:br/>
     </w:r>

--- a/tillsyn/A 1408-2026 tillsynsbegäran.docx
+++ b/tillsyn/A 1408-2026 tillsynsbegäran.docx
@@ -251,7 +251,7 @@
     <w:r>
       <w:tab/>
       <w:tab/>
-      <w:t>2026-01-21</w:t>
+      <w:t>2026-01-23</w:t>
       <w:br/>
       <w:br/>
     </w:r>

--- a/tillsyn/A 1408-2026 tillsynsbegäran.docx
+++ b/tillsyn/A 1408-2026 tillsynsbegäran.docx
@@ -251,7 +251,7 @@
     <w:r>
       <w:tab/>
       <w:tab/>
-      <w:t>2026-01-23</w:t>
+      <w:t>2026-01-24</w:t>
       <w:br/>
       <w:br/>
     </w:r>

--- a/tillsyn/A 1408-2026 tillsynsbegäran.docx
+++ b/tillsyn/A 1408-2026 tillsynsbegäran.docx
@@ -251,7 +251,7 @@
     <w:r>
       <w:tab/>
       <w:tab/>
-      <w:t>2026-01-24</w:t>
+      <w:t>2026-01-25</w:t>
       <w:br/>
       <w:br/>
     </w:r>

--- a/tillsyn/A 1408-2026 tillsynsbegäran.docx
+++ b/tillsyn/A 1408-2026 tillsynsbegäran.docx
@@ -251,7 +251,7 @@
     <w:r>
       <w:tab/>
       <w:tab/>
-      <w:t>2026-01-25</w:t>
+      <w:t>2026-01-26</w:t>
       <w:br/>
       <w:br/>
     </w:r>

--- a/tillsyn/A 1408-2026 tillsynsbegäran.docx
+++ b/tillsyn/A 1408-2026 tillsynsbegäran.docx
@@ -251,7 +251,7 @@
     <w:r>
       <w:tab/>
       <w:tab/>
-      <w:t>2026-01-26</w:t>
+      <w:t>2026-01-27</w:t>
       <w:br/>
       <w:br/>
     </w:r>

--- a/tillsyn/A 1408-2026 tillsynsbegäran.docx
+++ b/tillsyn/A 1408-2026 tillsynsbegäran.docx
@@ -251,7 +251,7 @@
     <w:r>
       <w:tab/>
       <w:tab/>
-      <w:t>2026-01-27</w:t>
+      <w:t>2026-01-28</w:t>
       <w:br/>
       <w:br/>
     </w:r>

--- a/tillsyn/A 1408-2026 tillsynsbegäran.docx
+++ b/tillsyn/A 1408-2026 tillsynsbegäran.docx
@@ -98,7 +98,16 @@
         <w:t xml:space="preserve">Blå taggsvamp (NT) </w:t>
       </w:r>
       <w:r>
-        <w:t>är en karaktärsart i såväl örtrika kalkbarrskogar som i torra sandtallskogar där det föreligger gammal skog med långvarig trädkontinuitet. Är sällsynt och mycket kravfull i södra och mellersta Sverige. Den hotas främst av skogsavverkning och tycks försvinna efter slutavverkning, markberedning och plantering. I kalkgranskogar verkar arten vara mycket känslig. Granskogar med arten bör formellt skydddas (SLU Artdatabanken, 2024; Nitare &amp; Skogsstyrelsen, 2019).</w:t>
+        <w:t xml:space="preserve">är en karaktärsart i såväl örtrika kalkbarrskogar som i torra sandtallskogar där det föreligger gammal skog med långvarig trädkontinuitet. Är sällsynt och mycket kravfull i södra och mellersta Sverige. Den hotas främst av skogsavverkning och tycks försvinna efter slutavverkning, markberedning och plantering. I kalkgranskogar verkar arten vara mycket känslig. Granskogar med arten bör formellt skydddas. Blå taggsvamp (NT) är typisk art för </w:t>
+      </w:r>
+      <w:r>
+        <w:rPr>
+          <w:i/>
+        </w:rPr>
+        <w:t>9010 Taiga</w:t>
+      </w:r>
+      <w:r>
+        <w:t xml:space="preserve"> (SLU Artdatabanken, 2024; Nitare &amp; Skogsstyrelsen, 2019).</w:t>
       </w:r>
     </w:p>
     <w:p>
@@ -109,7 +118,25 @@
         <w:t>Garnlav (NT)</w:t>
       </w:r>
       <w:r>
-        <w:t xml:space="preserve"> är en utpräglad barrskogsart som ibland kan drapera träden i norrländska grannaturskogar med hög luftfuktighet. Den förekommer även i talldominerade bestånd där den, förutom i trädens grenverk, påträffas hängande över ojämnheter i tallbarken. Arten har minskat starkt i södra och mellersta Sverige och den minskar även i sitt nordliga utbredningsområde. Orsaken till tillbakagången beror främst på slutavverkningar av naturskogsartade skogar. Bestånd med riklig förekomst bör regelmässigt sparas. Garnlav är värdväxt för den mycket sällsynta och akut hotade fjärilen barrskogslavfly (CR) som hör hemma i boreala barrskogar med riklig förekomst av värdväxten. Tidigare kunde arten konstateras årligen på flera platser vid Dala-Floda i Dalarna innan lokalerna kalavverkades. Senaste fyndet i landet av barrskogslavfly är från år 2000 då den påträffades vid Högberget i Sollefteå kommun (SLU Artdatabanken, 2024).</w:t>
+        <w:t xml:space="preserve"> är en utpräglad barrskogsart som ibland kan drapera träden i norrländska grannaturskogar med hög luftfuktighet. Den förekommer även i talldominerade bestånd där den, förutom i trädens grenverk, påträffas hängande över ojämnheter i tallbarken. Arten har minskat starkt i södra och mellersta Sverige och den minskar även i sitt nordliga utbredningsområde. Orsaken till tillbakagången beror främst på slutavverkningar av naturskogsartade skogar. Bestånd med riklig förekomst bör regelmässigt sparas. Garnlav är värdväxt för den mycket sällsynta och akut hotade fjärilen barrskogslavfly (CR) som hör hemma i boreala barrskogar med riklig förekomst av värdväxten. Tidigare kunde arten konstateras årligen på flera platser vid Dala-Floda i Dalarna innan lokalerna kalavverkades. Senaste fyndet i landet av barrskogslavfly är från år 2000 då den påträffades vid Högberget i Sollefteå kommun. Garnlav är typisk art för </w:t>
+      </w:r>
+      <w:r>
+        <w:rPr>
+          <w:i/>
+        </w:rPr>
+        <w:t xml:space="preserve">9010 Taiga </w:t>
+      </w:r>
+      <w:r>
+        <w:t>och</w:t>
+      </w:r>
+      <w:r>
+        <w:rPr>
+          <w:i/>
+        </w:rPr>
+        <w:t xml:space="preserve"> 9070 Trädklädd betesmark </w:t>
+      </w:r>
+      <w:r>
+        <w:t xml:space="preserve"> (SLU Artdatabanken, 2024).</w:t>
       </w:r>
     </w:p>
     <w:p>
@@ -120,7 +147,16 @@
         <w:t>Violettgrå tagellav (NT)</w:t>
       </w:r>
       <w:r>
-        <w:t xml:space="preserve"> växer nästan uteslutande i gamla olikåldriga barrnaturskogar med lång skoglig kontinuitet och är en utmärkt signal på skog med höga naturvärden. Slutavverkning av tidigare aldrig slutavverkad skog (kontinuitetsskog) är det största hotet. Biotopen nyskapas i begränsad omfattning och barrskog äldre än 160 år, där den violettgrå tagellaven huvudsakligen påträffas har minskat med 50% de senaste 50 åren. Lågproduktiv skogsmark där laven förekommer bör undantas från skogsbruk och rika förekomster i äldre granskog bör skyddas. Arten är känslig för uttorkning och det är väsentligt att tillräckligt stora bestånd avsätts (SLU Artdatabanken, 2024; Nitare &amp; Skogsstyrelsen, 2019).</w:t>
+        <w:t xml:space="preserve"> växer nästan uteslutande i gamla olikåldriga barrnaturskogar med lång skoglig kontinuitet och är en utmärkt signal på skog med höga naturvärden. Slutavverkning av tidigare aldrig slutavverkad skog (kontinuitetsskog) är det största hotet. Biotopen nyskapas i begränsad omfattning och barrskog äldre än 160 år, där den violettgrå tagellaven huvudsakligen påträffas har minskat med 50% de senaste 50 åren. Lågproduktiv skogsmark där laven förekommer bör undantas från skogsbruk och rika förekomster i äldre granskog bör skyddas. Arten är känslig för uttorkning och det är väsentligt att tillräckligt stora bestånd avsätts. Violettgrå tagellav är typisk art för </w:t>
+      </w:r>
+      <w:r>
+        <w:rPr>
+          <w:i/>
+        </w:rPr>
+        <w:t>9010 Taiga</w:t>
+      </w:r>
+      <w:r>
+        <w:t xml:space="preserve"> (SLU Artdatabanken, 2024; Nitare &amp; Skogsstyrelsen, 2019).</w:t>
       </w:r>
     </w:p>
     <w:sectPr>
@@ -251,7 +287,7 @@
     <w:r>
       <w:tab/>
       <w:tab/>
-      <w:t>2026-01-28</w:t>
+      <w:t>2026-01-29</w:t>
       <w:br/>
       <w:br/>
     </w:r>

--- a/tillsyn/A 1408-2026 tillsynsbegäran.docx
+++ b/tillsyn/A 1408-2026 tillsynsbegäran.docx
@@ -287,7 +287,7 @@
     <w:r>
       <w:tab/>
       <w:tab/>
-      <w:t>2026-01-29</w:t>
+      <w:t>2026-01-30</w:t>
       <w:br/>
       <w:br/>
     </w:r>

--- a/tillsyn/A 1408-2026 tillsynsbegäran.docx
+++ b/tillsyn/A 1408-2026 tillsynsbegäran.docx
@@ -287,7 +287,7 @@
     <w:r>
       <w:tab/>
       <w:tab/>
-      <w:t>2026-01-30</w:t>
+      <w:t>2026-01-31</w:t>
       <w:br/>
       <w:br/>
     </w:r>

--- a/tillsyn/A 1408-2026 tillsynsbegäran.docx
+++ b/tillsyn/A 1408-2026 tillsynsbegäran.docx
@@ -287,7 +287,7 @@
     <w:r>
       <w:tab/>
       <w:tab/>
-      <w:t>2026-03-01</w:t>
+      <w:t>2026-03-02</w:t>
       <w:br/>
       <w:br/>
     </w:r>

--- a/tillsyn/A 1408-2026 tillsynsbegäran.docx
+++ b/tillsyn/A 1408-2026 tillsynsbegäran.docx
@@ -133,7 +133,7 @@
         <w:rPr>
           <w:i/>
         </w:rPr>
-        <w:t xml:space="preserve"> 9070 Trädklädd betesmark </w:t>
+        <w:t xml:space="preserve"> 9070 Trädklädd betesmark</w:t>
       </w:r>
       <w:r>
         <w:t xml:space="preserve"> (SLU Artdatabanken, 2024).</w:t>
@@ -287,7 +287,7 @@
     <w:r>
       <w:tab/>
       <w:tab/>
-      <w:t>2026-03-02</w:t>
+      <w:t>2026-03-03</w:t>
       <w:br/>
       <w:br/>
     </w:r>

--- a/tillsyn/A 1408-2026 tillsynsbegäran.docx
+++ b/tillsyn/A 1408-2026 tillsynsbegäran.docx
@@ -287,7 +287,7 @@
     <w:r>
       <w:tab/>
       <w:tab/>
-      <w:t>2026-03-03</w:t>
+      <w:t>2026-03-04</w:t>
       <w:br/>
       <w:br/>
     </w:r>

--- a/tillsyn/A 1408-2026 tillsynsbegäran.docx
+++ b/tillsyn/A 1408-2026 tillsynsbegäran.docx
@@ -287,7 +287,7 @@
     <w:r>
       <w:tab/>
       <w:tab/>
-      <w:t>2026-03-04</w:t>
+      <w:t>2026-03-05</w:t>
       <w:br/>
       <w:br/>
     </w:r>

--- a/tillsyn/A 1408-2026 tillsynsbegäran.docx
+++ b/tillsyn/A 1408-2026 tillsynsbegäran.docx
@@ -287,7 +287,7 @@
     <w:r>
       <w:tab/>
       <w:tab/>
-      <w:t>2026-03-05</w:t>
+      <w:t>2026-03-06</w:t>
       <w:br/>
       <w:br/>
     </w:r>

--- a/tillsyn/A 1408-2026 tillsynsbegäran.docx
+++ b/tillsyn/A 1408-2026 tillsynsbegäran.docx
@@ -287,7 +287,7 @@
     <w:r>
       <w:tab/>
       <w:tab/>
-      <w:t>2026-03-06</w:t>
+      <w:t>2026-03-07</w:t>
       <w:br/>
       <w:br/>
     </w:r>

--- a/tillsyn/A 1408-2026 tillsynsbegäran.docx
+++ b/tillsyn/A 1408-2026 tillsynsbegäran.docx
@@ -287,7 +287,7 @@
     <w:r>
       <w:tab/>
       <w:tab/>
-      <w:t>2026-03-07</w:t>
+      <w:t>2026-03-08</w:t>
       <w:br/>
       <w:br/>
     </w:r>

--- a/tillsyn/A 1408-2026 tillsynsbegäran.docx
+++ b/tillsyn/A 1408-2026 tillsynsbegäran.docx
@@ -287,7 +287,7 @@
     <w:r>
       <w:tab/>
       <w:tab/>
-      <w:t>2026-03-08</w:t>
+      <w:t>2026-03-09</w:t>
       <w:br/>
       <w:br/>
     </w:r>

--- a/tillsyn/A 1408-2026 tillsynsbegäran.docx
+++ b/tillsyn/A 1408-2026 tillsynsbegäran.docx
@@ -287,7 +287,7 @@
     <w:r>
       <w:tab/>
       <w:tab/>
-      <w:t>2026-03-09</w:t>
+      <w:t>2026-03-10</w:t>
       <w:br/>
       <w:br/>
     </w:r>

--- a/tillsyn/A 1408-2026 tillsynsbegäran.docx
+++ b/tillsyn/A 1408-2026 tillsynsbegäran.docx
@@ -287,7 +287,7 @@
     <w:r>
       <w:tab/>
       <w:tab/>
-      <w:t>2026-03-10</w:t>
+      <w:t>2026-03-11</w:t>
       <w:br/>
       <w:br/>
     </w:r>

--- a/tillsyn/A 1408-2026 tillsynsbegäran.docx
+++ b/tillsyn/A 1408-2026 tillsynsbegäran.docx
@@ -287,7 +287,7 @@
     <w:r>
       <w:tab/>
       <w:tab/>
-      <w:t>2026-03-11</w:t>
+      <w:t>2026-03-12</w:t>
       <w:br/>
       <w:br/>
     </w:r>

--- a/tillsyn/A 1408-2026 tillsynsbegäran.docx
+++ b/tillsyn/A 1408-2026 tillsynsbegäran.docx
@@ -287,7 +287,7 @@
     <w:r>
       <w:tab/>
       <w:tab/>
-      <w:t>2026-03-12</w:t>
+      <w:t>2026-03-13</w:t>
       <w:br/>
       <w:br/>
     </w:r>

--- a/tillsyn/A 1408-2026 tillsynsbegäran.docx
+++ b/tillsyn/A 1408-2026 tillsynsbegäran.docx
@@ -287,7 +287,7 @@
     <w:r>
       <w:tab/>
       <w:tab/>
-      <w:t>2026-03-13</w:t>
+      <w:t>2026-03-16</w:t>
       <w:br/>
       <w:br/>
     </w:r>

--- a/tillsyn/A 1408-2026 tillsynsbegäran.docx
+++ b/tillsyn/A 1408-2026 tillsynsbegäran.docx
@@ -287,7 +287,7 @@
     <w:r>
       <w:tab/>
       <w:tab/>
-      <w:t>2026-03-16</w:t>
+      <w:t>2026-03-17</w:t>
       <w:br/>
       <w:br/>
     </w:r>

--- a/tillsyn/A 1408-2026 tillsynsbegäran.docx
+++ b/tillsyn/A 1408-2026 tillsynsbegäran.docx
@@ -287,7 +287,7 @@
     <w:r>
       <w:tab/>
       <w:tab/>
-      <w:t>2026-03-17</w:t>
+      <w:t>2026-03-18</w:t>
       <w:br/>
       <w:br/>
     </w:r>

--- a/tillsyn/A 1408-2026 tillsynsbegäran.docx
+++ b/tillsyn/A 1408-2026 tillsynsbegäran.docx
@@ -287,7 +287,7 @@
     <w:r>
       <w:tab/>
       <w:tab/>
-      <w:t>2026-03-18</w:t>
+      <w:t>2026-03-19</w:t>
       <w:br/>
       <w:br/>
     </w:r>

--- a/tillsyn/A 1408-2026 tillsynsbegäran.docx
+++ b/tillsyn/A 1408-2026 tillsynsbegäran.docx
@@ -287,7 +287,7 @@
     <w:r>
       <w:tab/>
       <w:tab/>
-      <w:t>2026-03-19</w:t>
+      <w:t>2026-03-20</w:t>
       <w:br/>
       <w:br/>
     </w:r>

--- a/tillsyn/A 1408-2026 tillsynsbegäran.docx
+++ b/tillsyn/A 1408-2026 tillsynsbegäran.docx
@@ -287,7 +287,7 @@
     <w:r>
       <w:tab/>
       <w:tab/>
-      <w:t>2026-03-20</w:t>
+      <w:t>2026-03-21</w:t>
       <w:br/>
       <w:br/>
     </w:r>

--- a/tillsyn/A 1408-2026 tillsynsbegäran.docx
+++ b/tillsyn/A 1408-2026 tillsynsbegäran.docx
@@ -287,7 +287,7 @@
     <w:r>
       <w:tab/>
       <w:tab/>
-      <w:t>2026-03-21</w:t>
+      <w:t>2026-03-22</w:t>
       <w:br/>
       <w:br/>
     </w:r>

--- a/tillsyn/A 1408-2026 tillsynsbegäran.docx
+++ b/tillsyn/A 1408-2026 tillsynsbegäran.docx
@@ -287,7 +287,7 @@
     <w:r>
       <w:tab/>
       <w:tab/>
-      <w:t>2026-03-22</w:t>
+      <w:t>2026-03-23</w:t>
       <w:br/>
       <w:br/>
     </w:r>

--- a/tillsyn/A 1408-2026 tillsynsbegäran.docx
+++ b/tillsyn/A 1408-2026 tillsynsbegäran.docx
@@ -287,7 +287,7 @@
     <w:r>
       <w:tab/>
       <w:tab/>
-      <w:t>2026-03-23</w:t>
+      <w:t>2026-03-24</w:t>
       <w:br/>
       <w:br/>
     </w:r>

--- a/tillsyn/A 1408-2026 tillsynsbegäran.docx
+++ b/tillsyn/A 1408-2026 tillsynsbegäran.docx
@@ -287,7 +287,7 @@
     <w:r>
       <w:tab/>
       <w:tab/>
-      <w:t>2026-03-24</w:t>
+      <w:t>2026-03-25</w:t>
       <w:br/>
       <w:br/>
     </w:r>

--- a/tillsyn/A 1408-2026 tillsynsbegäran.docx
+++ b/tillsyn/A 1408-2026 tillsynsbegäran.docx
@@ -287,7 +287,7 @@
     <w:r>
       <w:tab/>
       <w:tab/>
-      <w:t>2026-03-25</w:t>
+      <w:t>2026-03-26</w:t>
       <w:br/>
       <w:br/>
     </w:r>

--- a/tillsyn/A 1408-2026 tillsynsbegäran.docx
+++ b/tillsyn/A 1408-2026 tillsynsbegäran.docx
@@ -287,7 +287,7 @@
     <w:r>
       <w:tab/>
       <w:tab/>
-      <w:t>2026-03-26</w:t>
+      <w:t>2026-03-27</w:t>
       <w:br/>
       <w:br/>
     </w:r>

--- a/tillsyn/A 1408-2026 tillsynsbegäran.docx
+++ b/tillsyn/A 1408-2026 tillsynsbegäran.docx
@@ -287,7 +287,7 @@
     <w:r>
       <w:tab/>
       <w:tab/>
-      <w:t>2026-03-27</w:t>
+      <w:t>2026-03-28</w:t>
       <w:br/>
       <w:br/>
     </w:r>

--- a/tillsyn/A 1408-2026 tillsynsbegäran.docx
+++ b/tillsyn/A 1408-2026 tillsynsbegäran.docx
@@ -287,7 +287,7 @@
     <w:r>
       <w:tab/>
       <w:tab/>
-      <w:t>2026-03-28</w:t>
+      <w:t>2026-03-29</w:t>
       <w:br/>
       <w:br/>
     </w:r>

--- a/tillsyn/A 1408-2026 tillsynsbegäran.docx
+++ b/tillsyn/A 1408-2026 tillsynsbegäran.docx
@@ -287,7 +287,7 @@
     <w:r>
       <w:tab/>
       <w:tab/>
-      <w:t>2026-03-29</w:t>
+      <w:t>2026-03-30</w:t>
       <w:br/>
       <w:br/>
     </w:r>

--- a/tillsyn/A 1408-2026 tillsynsbegäran.docx
+++ b/tillsyn/A 1408-2026 tillsynsbegäran.docx
@@ -287,7 +287,7 @@
     <w:r>
       <w:tab/>
       <w:tab/>
-      <w:t>2026-03-30</w:t>
+      <w:t>2026-03-31</w:t>
       <w:br/>
       <w:br/>
     </w:r>

--- a/tillsyn/A 1408-2026 tillsynsbegäran.docx
+++ b/tillsyn/A 1408-2026 tillsynsbegäran.docx
@@ -287,7 +287,7 @@
     <w:r>
       <w:tab/>
       <w:tab/>
-      <w:t>2026-03-31</w:t>
+      <w:t>2026-04-01</w:t>
       <w:br/>
       <w:br/>
     </w:r>

--- a/tillsyn/A 1408-2026 tillsynsbegäran.docx
+++ b/tillsyn/A 1408-2026 tillsynsbegäran.docx
@@ -287,7 +287,7 @@
     <w:r>
       <w:tab/>
       <w:tab/>
-      <w:t>2026-04-01</w:t>
+      <w:t>2026-04-02</w:t>
       <w:br/>
       <w:br/>
     </w:r>

--- a/tillsyn/A 1408-2026 tillsynsbegäran.docx
+++ b/tillsyn/A 1408-2026 tillsynsbegäran.docx
@@ -287,7 +287,7 @@
     <w:r>
       <w:tab/>
       <w:tab/>
-      <w:t>2026-04-02</w:t>
+      <w:t>2026-04-03</w:t>
       <w:br/>
       <w:br/>
     </w:r>

--- a/tillsyn/A 1408-2026 tillsynsbegäran.docx
+++ b/tillsyn/A 1408-2026 tillsynsbegäran.docx
@@ -287,7 +287,7 @@
     <w:r>
       <w:tab/>
       <w:tab/>
-      <w:t>2026-04-03</w:t>
+      <w:t>2026-04-04</w:t>
       <w:br/>
       <w:br/>
     </w:r>

--- a/tillsyn/A 1408-2026 tillsynsbegäran.docx
+++ b/tillsyn/A 1408-2026 tillsynsbegäran.docx
@@ -287,7 +287,7 @@
     <w:r>
       <w:tab/>
       <w:tab/>
-      <w:t>2026-04-04</w:t>
+      <w:t>2026-04-05</w:t>
       <w:br/>
       <w:br/>
     </w:r>

--- a/tillsyn/A 1408-2026 tillsynsbegäran.docx
+++ b/tillsyn/A 1408-2026 tillsynsbegäran.docx
@@ -287,7 +287,7 @@
     <w:r>
       <w:tab/>
       <w:tab/>
-      <w:t>2026-04-05</w:t>
+      <w:t>2026-04-06</w:t>
       <w:br/>
       <w:br/>
     </w:r>

--- a/tillsyn/A 1408-2026 tillsynsbegäran.docx
+++ b/tillsyn/A 1408-2026 tillsynsbegäran.docx
@@ -115,10 +115,10 @@
         <w:rPr>
           <w:b/>
         </w:rPr>
-        <w:t>Garnlav (NT)</w:t>
+        <w:t>Garnlav (VU)</w:t>
       </w:r>
       <w:r>
-        <w:t xml:space="preserve"> är en utpräglad barrskogsart som ibland kan drapera träden i norrländska grannaturskogar med hög luftfuktighet. Den förekommer även i talldominerade bestånd där den, förutom i trädens grenverk, påträffas hängande över ojämnheter i tallbarken. Arten har minskat starkt i södra och mellersta Sverige och den minskar även i sitt nordliga utbredningsområde. Orsaken till tillbakagången beror främst på slutavverkningar av naturskogsartade skogar. Bestånd med riklig förekomst bör regelmässigt sparas. Garnlav är värdväxt för den mycket sällsynta och akut hotade fjärilen barrskogslavfly (CR) som hör hemma i boreala barrskogar med riklig förekomst av värdväxten. Tidigare kunde arten konstateras årligen på flera platser vid Dala-Floda i Dalarna innan lokalerna kalavverkades. Senaste fyndet i landet av barrskogslavfly är från år 2000 då den påträffades vid Högberget i Sollefteå kommun. Garnlav är typisk art för </w:t>
+        <w:t xml:space="preserve"> är en utpräglad barrskogsart som ibland kan drapera träden i norrländska grannaturskogar med hög luftfuktighet. Den förekommer även i talldominerade bestånd där den, förutom i trädens grenverk, påträffas hängande över ojämnheter i tallbarken. Arten har minskat starkt i södra och mellersta Sverige och den minskar även i sitt nordliga utbredningsområde. Minskningstakten uppgår till 30 (20–50) % inom 50 år och överstiger gränsvärdet för Sårbar (VU). Orsaken till tillbakagången beror främst på slutavverkningar av naturskogsartade skogar. Bestånd med riklig förekomst bör regelmässigt sparas, vilket även gynnar flera andra sällsynta och rödlistade arter. Garnlav är värdväxt för den mycket sällsynta och akut hotade fjärilen barrskogslavfly (CR) som hör hemma i boreala barrskogar med riklig förekomst av värdväxten. Tidigare kunde arten konstateras årligen på flera platser vid Dala-Floda i Dalarna innan lokalerna kalavverkades. Senaste fyndet i landet av barrskogslavfly är från år 2000 då den påträffades vid Högberget i Sollefteå kommun. Garnlav är typisk art för </w:t>
       </w:r>
       <w:r>
         <w:rPr>
@@ -136,7 +136,7 @@
         <w:t xml:space="preserve"> 9070 Trädklädd betesmark</w:t>
       </w:r>
       <w:r>
-        <w:t xml:space="preserve"> (SLU Artdatabanken, 2024).</w:t>
+        <w:t xml:space="preserve"> (SLU Artdatabanken, 2026).</w:t>
       </w:r>
     </w:p>
     <w:p>
@@ -287,7 +287,7 @@
     <w:r>
       <w:tab/>
       <w:tab/>
-      <w:t>2026-04-06</w:t>
+      <w:t>2026-04-07</w:t>
       <w:br/>
       <w:br/>
     </w:r>

--- a/tillsyn/A 1408-2026 tillsynsbegäran.docx
+++ b/tillsyn/A 1408-2026 tillsynsbegäran.docx
@@ -287,7 +287,7 @@
     <w:r>
       <w:tab/>
       <w:tab/>
-      <w:t>2026-04-07</w:t>
+      <w:t>2026-04-08</w:t>
       <w:br/>
       <w:br/>
     </w:r>

--- a/tillsyn/A 1408-2026 tillsynsbegäran.docx
+++ b/tillsyn/A 1408-2026 tillsynsbegäran.docx
@@ -287,7 +287,7 @@
     <w:r>
       <w:tab/>
       <w:tab/>
-      <w:t>2026-04-08</w:t>
+      <w:t>2026-04-09</w:t>
       <w:br/>
       <w:br/>
     </w:r>

--- a/tillsyn/A 1408-2026 tillsynsbegäran.docx
+++ b/tillsyn/A 1408-2026 tillsynsbegäran.docx
@@ -287,7 +287,7 @@
     <w:r>
       <w:tab/>
       <w:tab/>
-      <w:t>2026-04-09</w:t>
+      <w:t>2026-04-10</w:t>
       <w:br/>
       <w:br/>
     </w:r>

--- a/tillsyn/A 1408-2026 tillsynsbegäran.docx
+++ b/tillsyn/A 1408-2026 tillsynsbegäran.docx
@@ -287,7 +287,7 @@
     <w:r>
       <w:tab/>
       <w:tab/>
-      <w:t>2026-04-10</w:t>
+      <w:t>2026-04-11</w:t>
       <w:br/>
       <w:br/>
     </w:r>

--- a/tillsyn/A 1408-2026 tillsynsbegäran.docx
+++ b/tillsyn/A 1408-2026 tillsynsbegäran.docx
@@ -287,7 +287,7 @@
     <w:r>
       <w:tab/>
       <w:tab/>
-      <w:t>2026-04-11</w:t>
+      <w:t>2026-04-12</w:t>
       <w:br/>
       <w:br/>
     </w:r>

--- a/tillsyn/A 1408-2026 tillsynsbegäran.docx
+++ b/tillsyn/A 1408-2026 tillsynsbegäran.docx
@@ -287,7 +287,7 @@
     <w:r>
       <w:tab/>
       <w:tab/>
-      <w:t>2026-04-14</w:t>
+      <w:t>2026-04-15</w:t>
       <w:br/>
       <w:br/>
     </w:r>

--- a/tillsyn/A 1408-2026 tillsynsbegäran.docx
+++ b/tillsyn/A 1408-2026 tillsynsbegäran.docx
@@ -287,7 +287,7 @@
     <w:r>
       <w:tab/>
       <w:tab/>
-      <w:t>2026-04-15</w:t>
+      <w:t>2026-04-16</w:t>
       <w:br/>
       <w:br/>
     </w:r>

--- a/tillsyn/A 1408-2026 tillsynsbegäran.docx
+++ b/tillsyn/A 1408-2026 tillsynsbegäran.docx
@@ -287,7 +287,7 @@
     <w:r>
       <w:tab/>
       <w:tab/>
-      <w:t>2026-04-16</w:t>
+      <w:t>2026-04-17</w:t>
       <w:br/>
       <w:br/>
     </w:r>

--- a/tillsyn/A 1408-2026 tillsynsbegäran.docx
+++ b/tillsyn/A 1408-2026 tillsynsbegäran.docx
@@ -287,7 +287,7 @@
     <w:r>
       <w:tab/>
       <w:tab/>
-      <w:t>2026-04-17</w:t>
+      <w:t>2026-04-18</w:t>
       <w:br/>
       <w:br/>
     </w:r>

--- a/tillsyn/A 1408-2026 tillsynsbegäran.docx
+++ b/tillsyn/A 1408-2026 tillsynsbegäran.docx
@@ -287,7 +287,7 @@
     <w:r>
       <w:tab/>
       <w:tab/>
-      <w:t>2026-04-18</w:t>
+      <w:t>2026-04-19</w:t>
       <w:br/>
       <w:br/>
     </w:r>
